--- a/tillsyn/A 24952-2025 tillsynsbegäran.docx
+++ b/tillsyn/A 24952-2025 tillsynsbegäran.docx
@@ -269,7 +269,7 @@
     <w:r>
       <w:tab/>
       <w:tab/>
-      <w:t>2026-06-18</w:t>
+      <w:t>2026-06-19</w:t>
       <w:br/>
       <w:br/>
     </w:r>

--- a/tillsyn/A 24952-2025 tillsynsbegäran.docx
+++ b/tillsyn/A 24952-2025 tillsynsbegäran.docx
@@ -269,7 +269,7 @@
     <w:r>
       <w:tab/>
       <w:tab/>
-      <w:t>2026-06-19</w:t>
+      <w:t>2026-06-20</w:t>
       <w:br/>
       <w:br/>
     </w:r>

--- a/tillsyn/A 24952-2025 tillsynsbegäran.docx
+++ b/tillsyn/A 24952-2025 tillsynsbegäran.docx
@@ -12,10 +12,7 @@
     </w:p>
     <w:p>
       <w:r>
-        <w:t>Detta dokument behandlar höga naturvärden i avverkningsanmälan A 24952-2025 i Strömsunds kommun som inkom 2025-05-22 och omfattar 1,8 ha.</w:t>
-      </w:r>
-      <w:r>
-        <w:t xml:space="preserve"> I Figur 1 visas fyndplatser för naturvårdsarter i området, som finns registrerade på Artportalen.</w:t>
+        <w:t>Denna tillsynsbegäran behandlar höga naturvärden i avverkningsanmälan A 24952-2025 i Strömsunds kommun som inkom 2025-05-22 och omfattar 1,8 ha.</w:t>
       </w:r>
     </w:p>
     <w:p>
@@ -63,7 +60,20 @@
         <w:spacing w:after="240"/>
       </w:pPr>
       <w:r>
-        <w:t>Figur 1. Fyndplatser för naturvårdsarter inom 7 meter från avverkningsanmälan (röd linje). Inom parentes anges rödlistekategorier, S för signalarter, Tför typiska arter och fridlysningsparagrafer i artskyddsförordningen.Markörer utan svart kant är placerade på fyndplatsen. Markörer med svart kant är placerade vid sidan av fyndplatsen och har ett svart streck som visar fyndplatsens exakta position. Kartans mittpunktskoordinat är N 7077725, E 572538 i SWEREF 99 TM.</w:t>
+        <w:t>Figur 1. Fyndplatser för naturvårdsarter inom 7 meter från avverkningsanmälan. Markörer utan svart kant är placerade på fyndplatsen. Markörer med svart kant är placerade vid sidan av fyndplatsen har ett svart streck som visar fyndplatsens exakta position. Kartans mittpunktskoordinat är N 7077725, E 572538 i SWEREF 99 TM.</w:t>
+      </w:r>
+    </w:p>
+    <w:p>
+      <w:r>
+        <w:t>Inom 7 meter från avverkningsanmälan finns fynd av 3 naturvårdsarter, varav 3 är rödlistade och 1 är typisk (T): skrovlig taggsvamp (VU), blå taggsvamp (NT, T) och skarp dropptaggsvamp (NT). Se Figur 1.</w:t>
+      </w:r>
+    </w:p>
+    <w:p>
+      <w:pPr>
+        <w:pStyle w:val="Heading1"/>
+      </w:pPr>
+      <w:r>
+        <w:t>Tillsynsbegäran</w:t>
       </w:r>
     </w:p>
     <w:p>
@@ -77,26 +87,27 @@
       </w:r>
     </w:p>
     <w:p>
-      <w:r>
-        <w:t>Nedan beskrivs fynd av naturvårdsarter som gjorts i det avverkningsanmälda området.</w:t>
-      </w:r>
-    </w:p>
-    <w:p>
       <w:pPr>
         <w:pStyle w:val="Heading1"/>
       </w:pPr>
       <w:r>
-        <w:t>Naturvårdsarter</w:t>
+        <w:t>Naturvårdsarter och fridlysta arter</w:t>
       </w:r>
     </w:p>
     <w:p>
       <w:r>
-        <w:t>Inom 7 meter från avverkningsanmälan har följande 3 naturvårdsarter hittats: skrovlig taggsvamp (VU), blå taggsvamp (NT, T) och skarp dropptaggsvamp (NT). Av dessa är 3 rödlistade. För rödlistade arter har rödlistekategorin angivits inom parentes. Typiska arter inom Natura 2000 som är kopplade till skogsekosystem har markerats med (T).</w:t>
+        <w:t>Nedan följer beskrivningar av de naturvårdsarter och fridlysta arter som har sina livsmiljöer och växtplatser i den avverkningsanmälda skogen. De påträffade naturvårdsarterna är ett tydligt kvitto på att det rör sig om en skog med höga naturvärden.</w:t>
       </w:r>
     </w:p>
     <w:p>
       <w:r>
-        <w:t>De påträffade naturvårdsarterna är ett tydligt kvitto på att det rör sig om en skog med höga naturvärden.</w:t>
+        <w:rPr>
+          <w:b/>
+        </w:rPr>
+        <w:t xml:space="preserve">Skrovlig taggsvamp (VU) </w:t>
+      </w:r>
+      <w:r>
+        <w:t>bildar mykorrhiza med tall i äldre tallskog, framför allt på tallhed. Den växer huvudsakligen i äldre barrskog som hotas av slutavverkning. Genom att äldre barrskogar och naturskogar blir allt sällsyntare, missgynnas arten av skogsbruk. Arten ingår i ett åtgärdsprogram för hotade arter (ÅGP) och en långsiktig tillgång till svampens värdträd behöver säkras genom att växtplatserna undantas från avverkning. Skrovlig taggsvamp är globalt rödlistad som nära hotad (NT) vilket innebär att Sverige har ett internationellt ansvar för arten (IUCN, 2025; SLU Artdatabanken, 2026; Nitare, 2006).</w:t>
       </w:r>
     </w:p>
     <w:p>
@@ -128,17 +139,6 @@
       </w:r>
       <w:r>
         <w:t>bildar mykorrhiza med både gran och tall, främst i barrskogar med trädkontinuitet. Arten uppträder dels i näringsrik kalkbarrskog och dels i sur lavtallskog. Kalkbarrskogarna är ofta grandominerade, olikåldriga och skiktade på frisk mark med ett örtrikt vegetationsskikt. Lavtallskogarna är i regel magra, torra, ljusöppna och ofta brandpräglade. Den totala populationen i landet har minskat och bedöms fortsätta minska till följd av avverkning av äldre barrskogar. Arten har begränsad förmåga att återetablera sig efter slutavverkning eller andra storskaliga skogsbruksåtgärder. Det saknas indikationer på att arten långsiktigt kan etablera eller reproducera sig i skogsbestånd som brukas med metoder som trakthyggesbruk, markberedning, gödsling eller föryngring med förädlat plantmaterial. Minskningstakten för den svenska populationen bedöms vara nära gränsvärdet för Sårbar (VU) (SLU Artdatabanken, 2026).</w:t>
-      </w:r>
-    </w:p>
-    <w:p>
-      <w:r>
-        <w:rPr>
-          <w:b/>
-        </w:rPr>
-        <w:t xml:space="preserve">Skrovlig taggsvamp (VU) </w:t>
-      </w:r>
-      <w:r>
-        <w:t>bildar mykorrhiza med tall i äldre tallskog, framför allt på tallhed. Den växer huvudsakligen i äldre barrskog som hotas av slutavverkning. Genom att äldre barrskogar och naturskogar blir allt sällsyntare, missgynnas arten av skogsbruk. Arten ingår i ett åtgärdsprogram för hotade arter (ÅGP) och en långsiktig tillgång till svampens värdträd behöver säkras genom att växtplatserna undantas från avverkning. Skrovlig taggsvamp är globalt rödlistad som nära hotad (NT) vilket innebär att Sverige har ett internationellt ansvar för arten (IUCN, 2025; SLU Artdatabanken, 2026; Nitare, 2006).</w:t>
       </w:r>
     </w:p>
     <w:sectPr>
@@ -269,7 +269,7 @@
     <w:r>
       <w:tab/>
       <w:tab/>
-      <w:t>2026-06-20</w:t>
+      <w:t>2026-06-21</w:t>
       <w:br/>
       <w:br/>
     </w:r>

--- a/tillsyn/A 24952-2025 tillsynsbegäran.docx
+++ b/tillsyn/A 24952-2025 tillsynsbegäran.docx
@@ -269,7 +269,7 @@
     <w:r>
       <w:tab/>
       <w:tab/>
-      <w:t>2026-06-21</w:t>
+      <w:t>2026-06-22</w:t>
       <w:br/>
       <w:br/>
     </w:r>

--- a/tillsyn/A 24952-2025 tillsynsbegäran.docx
+++ b/tillsyn/A 24952-2025 tillsynsbegäran.docx
@@ -269,7 +269,7 @@
     <w:r>
       <w:tab/>
       <w:tab/>
-      <w:t>2026-06-22</w:t>
+      <w:t>2026-06-23</w:t>
       <w:br/>
       <w:br/>
     </w:r>

--- a/tillsyn/A 24952-2025 tillsynsbegäran.docx
+++ b/tillsyn/A 24952-2025 tillsynsbegäran.docx
@@ -269,7 +269,7 @@
     <w:r>
       <w:tab/>
       <w:tab/>
-      <w:t>2026-06-23</w:t>
+      <w:t>2026-06-24</w:t>
       <w:br/>
       <w:br/>
     </w:r>

--- a/tillsyn/A 24952-2025 tillsynsbegäran.docx
+++ b/tillsyn/A 24952-2025 tillsynsbegäran.docx
@@ -269,7 +269,7 @@
     <w:r>
       <w:tab/>
       <w:tab/>
-      <w:t>2026-06-24</w:t>
+      <w:t>2026-06-25</w:t>
       <w:br/>
       <w:br/>
     </w:r>

--- a/tillsyn/A 24952-2025 tillsynsbegäran.docx
+++ b/tillsyn/A 24952-2025 tillsynsbegäran.docx
@@ -269,7 +269,7 @@
     <w:r>
       <w:tab/>
       <w:tab/>
-      <w:t>2026-06-25</w:t>
+      <w:t>2026-06-26</w:t>
       <w:br/>
       <w:br/>
     </w:r>

--- a/tillsyn/A 24952-2025 tillsynsbegäran.docx
+++ b/tillsyn/A 24952-2025 tillsynsbegäran.docx
@@ -269,7 +269,7 @@
     <w:r>
       <w:tab/>
       <w:tab/>
-      <w:t>2026-06-26</w:t>
+      <w:t>2026-06-27</w:t>
       <w:br/>
       <w:br/>
     </w:r>

--- a/tillsyn/A 24952-2025 tillsynsbegäran.docx
+++ b/tillsyn/A 24952-2025 tillsynsbegäran.docx
@@ -269,7 +269,7 @@
     <w:r>
       <w:tab/>
       <w:tab/>
-      <w:t>2026-06-27</w:t>
+      <w:t>2026-06-28</w:t>
       <w:br/>
       <w:br/>
     </w:r>

--- a/tillsyn/A 24952-2025 tillsynsbegäran.docx
+++ b/tillsyn/A 24952-2025 tillsynsbegäran.docx
@@ -269,7 +269,7 @@
     <w:r>
       <w:tab/>
       <w:tab/>
-      <w:t>2026-06-28</w:t>
+      <w:t>2026-06-29</w:t>
       <w:br/>
       <w:br/>
     </w:r>

--- a/tillsyn/A 24952-2025 tillsynsbegäran.docx
+++ b/tillsyn/A 24952-2025 tillsynsbegäran.docx
@@ -269,7 +269,7 @@
     <w:r>
       <w:tab/>
       <w:tab/>
-      <w:t>2026-06-29</w:t>
+      <w:t>2026-06-30</w:t>
       <w:br/>
       <w:br/>
     </w:r>

--- a/tillsyn/A 24952-2025 tillsynsbegäran.docx
+++ b/tillsyn/A 24952-2025 tillsynsbegäran.docx
@@ -269,7 +269,7 @@
     <w:r>
       <w:tab/>
       <w:tab/>
-      <w:t>2026-06-30</w:t>
+      <w:t>2026-07-01</w:t>
       <w:br/>
       <w:br/>
     </w:r>

--- a/tillsyn/A 24952-2025 tillsynsbegäran.docx
+++ b/tillsyn/A 24952-2025 tillsynsbegäran.docx
@@ -269,7 +269,7 @@
     <w:r>
       <w:tab/>
       <w:tab/>
-      <w:t>2026-07-01</w:t>
+      <w:t>2026-07-02</w:t>
       <w:br/>
       <w:br/>
     </w:r>

--- a/tillsyn/A 24952-2025 tillsynsbegäran.docx
+++ b/tillsyn/A 24952-2025 tillsynsbegäran.docx
@@ -269,7 +269,7 @@
     <w:r>
       <w:tab/>
       <w:tab/>
-      <w:t>2026-07-13</w:t>
+      <w:t>2026-07-14</w:t>
       <w:br/>
       <w:br/>
     </w:r>

--- a/tillsyn/A 24952-2025 tillsynsbegäran.docx
+++ b/tillsyn/A 24952-2025 tillsynsbegäran.docx
@@ -269,7 +269,7 @@
     <w:r>
       <w:tab/>
       <w:tab/>
-      <w:t>2026-07-14</w:t>
+      <w:t>2026-07-15</w:t>
       <w:br/>
       <w:br/>
     </w:r>

--- a/tillsyn/A 24952-2025 tillsynsbegäran.docx
+++ b/tillsyn/A 24952-2025 tillsynsbegäran.docx
@@ -269,7 +269,7 @@
     <w:r>
       <w:tab/>
       <w:tab/>
-      <w:t>2026-07-15</w:t>
+      <w:t>2026-07-16</w:t>
       <w:br/>
       <w:br/>
     </w:r>

--- a/tillsyn/A 24952-2025 tillsynsbegäran.docx
+++ b/tillsyn/A 24952-2025 tillsynsbegäran.docx
@@ -269,7 +269,7 @@
     <w:r>
       <w:tab/>
       <w:tab/>
-      <w:t>2026-07-16</w:t>
+      <w:t>2026-07-17</w:t>
       <w:br/>
       <w:br/>
     </w:r>

--- a/tillsyn/A 24952-2025 tillsynsbegäran.docx
+++ b/tillsyn/A 24952-2025 tillsynsbegäran.docx
@@ -269,7 +269,7 @@
     <w:r>
       <w:tab/>
       <w:tab/>
-      <w:t>2026-07-17</w:t>
+      <w:t>2026-07-18</w:t>
       <w:br/>
       <w:br/>
     </w:r>

--- a/tillsyn/A 24952-2025 tillsynsbegäran.docx
+++ b/tillsyn/A 24952-2025 tillsynsbegäran.docx
@@ -269,7 +269,7 @@
     <w:r>
       <w:tab/>
       <w:tab/>
-      <w:t>2026-07-18</w:t>
+      <w:t>2026-07-19</w:t>
       <w:br/>
       <w:br/>
     </w:r>

--- a/tillsyn/A 24952-2025 tillsynsbegäran.docx
+++ b/tillsyn/A 24952-2025 tillsynsbegäran.docx
@@ -269,7 +269,7 @@
     <w:r>
       <w:tab/>
       <w:tab/>
-      <w:t>2026-07-19</w:t>
+      <w:t>2026-07-20</w:t>
       <w:br/>
       <w:br/>
     </w:r>

--- a/tillsyn/A 24952-2025 tillsynsbegäran.docx
+++ b/tillsyn/A 24952-2025 tillsynsbegäran.docx
@@ -269,7 +269,7 @@
     <w:r>
       <w:tab/>
       <w:tab/>
-      <w:t>2026-07-20</w:t>
+      <w:t>2026-07-21</w:t>
       <w:br/>
       <w:br/>
     </w:r>

--- a/tillsyn/A 24952-2025 tillsynsbegäran.docx
+++ b/tillsyn/A 24952-2025 tillsynsbegäran.docx
@@ -269,7 +269,7 @@
     <w:r>
       <w:tab/>
       <w:tab/>
-      <w:t>2026-07-21</w:t>
+      <w:t>2026-07-22</w:t>
       <w:br/>
       <w:br/>
     </w:r>

--- a/tillsyn/A 24952-2025 tillsynsbegäran.docx
+++ b/tillsyn/A 24952-2025 tillsynsbegäran.docx
@@ -269,7 +269,7 @@
     <w:r>
       <w:tab/>
       <w:tab/>
-      <w:t>2026-07-22</w:t>
+      <w:t>2026-07-23</w:t>
       <w:br/>
       <w:br/>
     </w:r>

--- a/tillsyn/A 24952-2025 tillsynsbegäran.docx
+++ b/tillsyn/A 24952-2025 tillsynsbegäran.docx
@@ -269,7 +269,7 @@
     <w:r>
       <w:tab/>
       <w:tab/>
-      <w:t>2026-07-23</w:t>
+      <w:t>2026-07-24</w:t>
       <w:br/>
       <w:br/>
     </w:r>

--- a/tillsyn/A 24952-2025 tillsynsbegäran.docx
+++ b/tillsyn/A 24952-2025 tillsynsbegäran.docx
@@ -269,7 +269,7 @@
     <w:r>
       <w:tab/>
       <w:tab/>
-      <w:t>2026-07-24</w:t>
+      <w:t>2026-07-25</w:t>
       <w:br/>
       <w:br/>
     </w:r>

--- a/tillsyn/A 24952-2025 tillsynsbegäran.docx
+++ b/tillsyn/A 24952-2025 tillsynsbegäran.docx
@@ -269,7 +269,7 @@
     <w:r>
       <w:tab/>
       <w:tab/>
-      <w:t>2026-07-25</w:t>
+      <w:t>2026-07-26</w:t>
       <w:br/>
       <w:br/>
     </w:r>

--- a/tillsyn/A 24952-2025 tillsynsbegäran.docx
+++ b/tillsyn/A 24952-2025 tillsynsbegäran.docx
@@ -269,7 +269,7 @@
     <w:r>
       <w:tab/>
       <w:tab/>
-      <w:t>2026-07-26</w:t>
+      <w:t>2026-07-27</w:t>
       <w:br/>
       <w:br/>
     </w:r>

--- a/tillsyn/A 24952-2025 tillsynsbegäran.docx
+++ b/tillsyn/A 24952-2025 tillsynsbegäran.docx
@@ -269,7 +269,7 @@
     <w:r>
       <w:tab/>
       <w:tab/>
-      <w:t>2026-07-27</w:t>
+      <w:t>2026-07-28</w:t>
       <w:br/>
       <w:br/>
     </w:r>

--- a/tillsyn/A 24952-2025 tillsynsbegäran.docx
+++ b/tillsyn/A 24952-2025 tillsynsbegäran.docx
@@ -269,7 +269,7 @@
     <w:r>
       <w:tab/>
       <w:tab/>
-      <w:t>2026-07-28</w:t>
+      <w:t>2026-07-29</w:t>
       <w:br/>
       <w:br/>
     </w:r>

--- a/tillsyn/A 24952-2025 tillsynsbegäran.docx
+++ b/tillsyn/A 24952-2025 tillsynsbegäran.docx
@@ -269,7 +269,7 @@
     <w:r>
       <w:tab/>
       <w:tab/>
-      <w:t>2026-07-29</w:t>
+      <w:t>2026-07-30</w:t>
       <w:br/>
       <w:br/>
     </w:r>

--- a/tillsyn/A 24952-2025 tillsynsbegäran.docx
+++ b/tillsyn/A 24952-2025 tillsynsbegäran.docx
@@ -269,7 +269,7 @@
     <w:r>
       <w:tab/>
       <w:tab/>
-      <w:t>2026-07-30</w:t>
+      <w:t>2026-07-31</w:t>
       <w:br/>
       <w:br/>
     </w:r>

--- a/tillsyn/A 24952-2025 tillsynsbegäran.docx
+++ b/tillsyn/A 24952-2025 tillsynsbegäran.docx
@@ -269,7 +269,7 @@
     <w:r>
       <w:tab/>
       <w:tab/>
-      <w:t>2026-07-31</w:t>
+      <w:t>2026-08-01</w:t>
       <w:br/>
       <w:br/>
     </w:r>

--- a/tillsyn/A 24952-2025 tillsynsbegäran.docx
+++ b/tillsyn/A 24952-2025 tillsynsbegäran.docx
@@ -269,7 +269,7 @@
     <w:r>
       <w:tab/>
       <w:tab/>
-      <w:t>2026-08-01</w:t>
+      <w:t>2026-08-02</w:t>
       <w:br/>
       <w:br/>
     </w:r>

--- a/tillsyn/A 24952-2025 tillsynsbegäran.docx
+++ b/tillsyn/A 24952-2025 tillsynsbegäran.docx
@@ -269,7 +269,7 @@
     <w:r>
       <w:tab/>
       <w:tab/>
-      <w:t>2026-08-02</w:t>
+      <w:t>2026-08-03</w:t>
       <w:br/>
       <w:br/>
     </w:r>

--- a/tillsyn/A 24952-2025 tillsynsbegäran.docx
+++ b/tillsyn/A 24952-2025 tillsynsbegäran.docx
@@ -269,7 +269,7 @@
     <w:r>
       <w:tab/>
       <w:tab/>
-      <w:t>2026-08-03</w:t>
+      <w:t>2026-08-05</w:t>
       <w:br/>
       <w:br/>
     </w:r>

--- a/tillsyn/A 24952-2025 tillsynsbegäran.docx
+++ b/tillsyn/A 24952-2025 tillsynsbegäran.docx
@@ -269,7 +269,7 @@
     <w:r>
       <w:tab/>
       <w:tab/>
-      <w:t>2026-08-05</w:t>
+      <w:t>2026-08-07</w:t>
       <w:br/>
       <w:br/>
     </w:r>

--- a/tillsyn/A 24952-2025 tillsynsbegäran.docx
+++ b/tillsyn/A 24952-2025 tillsynsbegäran.docx
@@ -269,7 +269,7 @@
     <w:r>
       <w:tab/>
       <w:tab/>
-      <w:t>2026-08-07</w:t>
+      <w:t>2026-08-08</w:t>
       <w:br/>
       <w:br/>
     </w:r>

--- a/tillsyn/A 24952-2025 tillsynsbegäran.docx
+++ b/tillsyn/A 24952-2025 tillsynsbegäran.docx
@@ -60,7 +60,7 @@
         <w:spacing w:after="240"/>
       </w:pPr>
       <w:r>
-        <w:t>Figur 1. Fyndplatser för naturvårdsarter inom 7 meter från avverkningsanmälan. Markörer utan svart kant är placerade på fyndplatsen. Markörer med svart kant är placerade vid sidan av fyndplatsen har ett svart streck som visar fyndplatsens exakta position. Kartans mittpunktskoordinat är N 7077725, E 572538 i SWEREF 99 TM.</w:t>
+        <w:t>Figur 1. Fyndplatser för naturvårdsarter inom 7 meter från avverkningsanmälan. Markörer utan svart kant är placerade på fyndplatsen. Markörer med svart kant är placerade vid sidan av fyndplatsen och har ett svart streck som visar fyndplatsens exakta position. Kartans mittpunktskoordinat är N 7077725, E 572538 i SWEREF 99 TM.</w:t>
       </w:r>
     </w:p>
     <w:p>
@@ -269,7 +269,7 @@
     <w:r>
       <w:tab/>
       <w:tab/>
-      <w:t>2026-08-14</w:t>
+      <w:t>2026-08-15</w:t>
       <w:br/>
       <w:br/>
     </w:r>

--- a/tillsyn/A 24952-2025 tillsynsbegäran.docx
+++ b/tillsyn/A 24952-2025 tillsynsbegäran.docx
@@ -269,7 +269,7 @@
     <w:r>
       <w:tab/>
       <w:tab/>
-      <w:t>2026-08-15</w:t>
+      <w:t>2026-08-16</w:t>
       <w:br/>
       <w:br/>
     </w:r>

--- a/tillsyn/A 24952-2025 tillsynsbegäran.docx
+++ b/tillsyn/A 24952-2025 tillsynsbegäran.docx
@@ -269,7 +269,7 @@
     <w:r>
       <w:tab/>
       <w:tab/>
-      <w:t>2026-08-16</w:t>
+      <w:t>2026-08-17</w:t>
       <w:br/>
       <w:br/>
     </w:r>

--- a/tillsyn/A 24952-2025 tillsynsbegäran.docx
+++ b/tillsyn/A 24952-2025 tillsynsbegäran.docx
@@ -269,7 +269,7 @@
     <w:r>
       <w:tab/>
       <w:tab/>
-      <w:t>2026-08-17</w:t>
+      <w:t>2026-08-18</w:t>
       <w:br/>
       <w:br/>
     </w:r>

--- a/tillsyn/A 24952-2025 tillsynsbegäran.docx
+++ b/tillsyn/A 24952-2025 tillsynsbegäran.docx
@@ -269,7 +269,7 @@
     <w:r>
       <w:tab/>
       <w:tab/>
-      <w:t>2026-08-18</w:t>
+      <w:t>2026-08-19</w:t>
       <w:br/>
       <w:br/>
     </w:r>

--- a/tillsyn/A 24952-2025 tillsynsbegäran.docx
+++ b/tillsyn/A 24952-2025 tillsynsbegäran.docx
@@ -269,7 +269,7 @@
     <w:r>
       <w:tab/>
       <w:tab/>
-      <w:t>2026-08-19</w:t>
+      <w:t>2026-08-20</w:t>
       <w:br/>
       <w:br/>
     </w:r>

--- a/tillsyn/A 24952-2025 tillsynsbegäran.docx
+++ b/tillsyn/A 24952-2025 tillsynsbegäran.docx
@@ -269,7 +269,7 @@
     <w:r>
       <w:tab/>
       <w:tab/>
-      <w:t>2026-08-20</w:t>
+      <w:t>2026-08-21</w:t>
       <w:br/>
       <w:br/>
     </w:r>

--- a/tillsyn/A 24952-2025 tillsynsbegäran.docx
+++ b/tillsyn/A 24952-2025 tillsynsbegäran.docx
@@ -269,7 +269,7 @@
     <w:r>
       <w:tab/>
       <w:tab/>
-      <w:t>2026-08-21</w:t>
+      <w:t>2026-08-22</w:t>
       <w:br/>
       <w:br/>
     </w:r>

--- a/tillsyn/A 24952-2025 tillsynsbegäran.docx
+++ b/tillsyn/A 24952-2025 tillsynsbegäran.docx
@@ -269,7 +269,7 @@
     <w:r>
       <w:tab/>
       <w:tab/>
-      <w:t>2026-08-22</w:t>
+      <w:t>2026-08-23</w:t>
       <w:br/>
       <w:br/>
     </w:r>

--- a/tillsyn/A 24952-2025 tillsynsbegäran.docx
+++ b/tillsyn/A 24952-2025 tillsynsbegäran.docx
@@ -269,7 +269,7 @@
     <w:r>
       <w:tab/>
       <w:tab/>
-      <w:t>2026-08-23</w:t>
+      <w:t>2026-08-24</w:t>
       <w:br/>
       <w:br/>
     </w:r>

--- a/tillsyn/A 24952-2025 tillsynsbegäran.docx
+++ b/tillsyn/A 24952-2025 tillsynsbegäran.docx
@@ -269,7 +269,7 @@
     <w:r>
       <w:tab/>
       <w:tab/>
-      <w:t>2026-08-24</w:t>
+      <w:t>2026-08-25</w:t>
       <w:br/>
       <w:br/>
     </w:r>

--- a/tillsyn/A 24952-2025 tillsynsbegäran.docx
+++ b/tillsyn/A 24952-2025 tillsynsbegäran.docx
@@ -269,7 +269,7 @@
     <w:r>
       <w:tab/>
       <w:tab/>
-      <w:t>2026-08-25</w:t>
+      <w:t>2026-08-26</w:t>
       <w:br/>
       <w:br/>
     </w:r>

--- a/tillsyn/A 24952-2025 tillsynsbegäran.docx
+++ b/tillsyn/A 24952-2025 tillsynsbegäran.docx
@@ -269,7 +269,7 @@
     <w:r>
       <w:tab/>
       <w:tab/>
-      <w:t>2026-08-26</w:t>
+      <w:t>2026-08-27</w:t>
       <w:br/>
       <w:br/>
     </w:r>

--- a/tillsyn/A 24952-2025 tillsynsbegäran.docx
+++ b/tillsyn/A 24952-2025 tillsynsbegäran.docx
@@ -269,7 +269,7 @@
     <w:r>
       <w:tab/>
       <w:tab/>
-      <w:t>2026-08-27</w:t>
+      <w:t>2026-08-28</w:t>
       <w:br/>
       <w:br/>
     </w:r>

--- a/tillsyn/A 24952-2025 tillsynsbegäran.docx
+++ b/tillsyn/A 24952-2025 tillsynsbegäran.docx
@@ -269,7 +269,7 @@
     <w:r>
       <w:tab/>
       <w:tab/>
-      <w:t>2026-08-28</w:t>
+      <w:t>2026-08-29</w:t>
       <w:br/>
       <w:br/>
     </w:r>

--- a/tillsyn/A 24952-2025 tillsynsbegäran.docx
+++ b/tillsyn/A 24952-2025 tillsynsbegäran.docx
@@ -269,7 +269,7 @@
     <w:r>
       <w:tab/>
       <w:tab/>
-      <w:t>2026-08-29</w:t>
+      <w:t>2026-08-31</w:t>
       <w:br/>
       <w:br/>
     </w:r>

--- a/tillsyn/A 24952-2025 tillsynsbegäran.docx
+++ b/tillsyn/A 24952-2025 tillsynsbegäran.docx
@@ -269,7 +269,7 @@
     <w:r>
       <w:tab/>
       <w:tab/>
-      <w:t>2026-08-31</w:t>
+      <w:t>2026-09-01</w:t>
       <w:br/>
       <w:br/>
     </w:r>

--- a/tillsyn/A 24952-2025 tillsynsbegäran.docx
+++ b/tillsyn/A 24952-2025 tillsynsbegäran.docx
@@ -269,7 +269,7 @@
     <w:r>
       <w:tab/>
       <w:tab/>
-      <w:t>2026-09-01</w:t>
+      <w:t>2026-09-02</w:t>
       <w:br/>
       <w:br/>
     </w:r>

--- a/tillsyn/A 24952-2025 tillsynsbegäran.docx
+++ b/tillsyn/A 24952-2025 tillsynsbegäran.docx
@@ -269,7 +269,7 @@
     <w:r>
       <w:tab/>
       <w:tab/>
-      <w:t>2026-09-02</w:t>
+      <w:t>2026-09-03</w:t>
       <w:br/>
       <w:br/>
     </w:r>

--- a/tillsyn/A 24952-2025 tillsynsbegäran.docx
+++ b/tillsyn/A 24952-2025 tillsynsbegäran.docx
@@ -269,7 +269,7 @@
     <w:r>
       <w:tab/>
       <w:tab/>
-      <w:t>2026-09-03</w:t>
+      <w:t>2026-09-04</w:t>
       <w:br/>
       <w:br/>
     </w:r>

--- a/tillsyn/A 24952-2025 tillsynsbegäran.docx
+++ b/tillsyn/A 24952-2025 tillsynsbegäran.docx
@@ -269,7 +269,7 @@
     <w:r>
       <w:tab/>
       <w:tab/>
-      <w:t>2026-09-04</w:t>
+      <w:t>2026-09-05</w:t>
       <w:br/>
       <w:br/>
     </w:r>

--- a/tillsyn/A 24952-2025 tillsynsbegäran.docx
+++ b/tillsyn/A 24952-2025 tillsynsbegäran.docx
@@ -269,7 +269,7 @@
     <w:r>
       <w:tab/>
       <w:tab/>
-      <w:t>2026-09-05</w:t>
+      <w:t>2026-09-06</w:t>
       <w:br/>
       <w:br/>
     </w:r>

--- a/tillsyn/A 24952-2025 tillsynsbegäran.docx
+++ b/tillsyn/A 24952-2025 tillsynsbegäran.docx
@@ -269,7 +269,7 @@
     <w:r>
       <w:tab/>
       <w:tab/>
-      <w:t>2026-09-06</w:t>
+      <w:t>2026-09-07</w:t>
       <w:br/>
       <w:br/>
     </w:r>

--- a/tillsyn/A 24952-2025 tillsynsbegäran.docx
+++ b/tillsyn/A 24952-2025 tillsynsbegäran.docx
@@ -269,7 +269,7 @@
     <w:r>
       <w:tab/>
       <w:tab/>
-      <w:t>2026-09-07</w:t>
+      <w:t>2026-09-08</w:t>
       <w:br/>
       <w:br/>
     </w:r>

--- a/tillsyn/A 24952-2025 tillsynsbegäran.docx
+++ b/tillsyn/A 24952-2025 tillsynsbegäran.docx
@@ -269,7 +269,7 @@
     <w:r>
       <w:tab/>
       <w:tab/>
-      <w:t>2026-09-08</w:t>
+      <w:t>2026-09-09</w:t>
       <w:br/>
       <w:br/>
     </w:r>

--- a/tillsyn/A 24952-2025 tillsynsbegäran.docx
+++ b/tillsyn/A 24952-2025 tillsynsbegäran.docx
@@ -269,7 +269,7 @@
     <w:r>
       <w:tab/>
       <w:tab/>
-      <w:t>2026-09-09</w:t>
+      <w:t>2026-09-10</w:t>
       <w:br/>
       <w:br/>
     </w:r>

--- a/tillsyn/A 24952-2025 tillsynsbegäran.docx
+++ b/tillsyn/A 24952-2025 tillsynsbegäran.docx
@@ -269,7 +269,7 @@
     <w:r>
       <w:tab/>
       <w:tab/>
-      <w:t>2026-09-10</w:t>
+      <w:t>2026-09-11</w:t>
       <w:br/>
       <w:br/>
     </w:r>

--- a/tillsyn/A 24952-2025 tillsynsbegäran.docx
+++ b/tillsyn/A 24952-2025 tillsynsbegäran.docx
@@ -269,7 +269,7 @@
     <w:r>
       <w:tab/>
       <w:tab/>
-      <w:t>2026-09-11</w:t>
+      <w:t>2026-09-12</w:t>
       <w:br/>
       <w:br/>
     </w:r>
